--- a/Tugas_Pratikum/Jobsheet01_27.docx
+++ b/Tugas_Pratikum/Jobsheet01_27.docx
@@ -17,8 +17,10 @@
           <w:sz w:val="28"/>
           <w:szCs w:val="28"/>
         </w:rPr>
-        <w:t>HASIL PRATIKUM DASPRO</w:t>
-      </w:r>
+        <w:t>JOBSHEET 1</w:t>
+      </w:r>
+      <w:bookmarkStart w:id="0" w:name="_GoBack"/>
+      <w:bookmarkEnd w:id="0"/>
     </w:p>
     <w:p>
       <w:pPr>
@@ -1202,7 +1204,6 @@
           <w:szCs w:val="28"/>
         </w:rPr>
       </w:pPr>
-      <w:bookmarkStart w:id="0" w:name="_GoBack"/>
       <w:r>
         <w:rPr>
           <w:rFonts w:ascii="Times New Roman" w:hAnsi="Times New Roman" w:cs="Times New Roman"/>
@@ -1266,7 +1267,6 @@
           </wp:anchor>
         </w:drawing>
       </w:r>
-      <w:bookmarkEnd w:id="0"/>
     </w:p>
     <w:p>
       <w:pPr>
